--- a/Initial problem statement.docx
+++ b/Initial problem statement.docx
@@ -2523,11 +2523,13 @@
       </w:pPr>
       <w:r>
         <w:rPr>
-          <w:rFonts w:asciiTheme="minorBidi" w:hAnsiTheme="minorBidi"/>
-          <w:sz w:val="32"/>
-          <w:szCs w:val="32"/>
-        </w:rPr>
-        <w:t>If the user has banned in a specific group he will can not send any messages.</w:t>
+          <w:rFonts w:asciiTheme="minorBidi" w:eastAsia="Times New Roman" w:hAnsiTheme="minorBidi"/>
+          <w:kern w:val="0"/>
+          <w:sz w:val="28"/>
+          <w:szCs w:val="28"/>
+          <w14:ligatures w14:val="none"/>
+        </w:rPr>
+        <w:t>The message will be encrypted using receiver public code and send as encrypted message.</w:t>
       </w:r>
     </w:p>
     <w:p>
@@ -2603,24 +2605,65 @@
           <w:ilvl w:val="0"/>
           <w:numId w:val="15"/>
         </w:numPr>
-        <w:spacing w:after="0" w:line="240" w:lineRule="auto"/>
-        <w:rPr>
-          <w:rFonts w:asciiTheme="minorBidi" w:eastAsia="Times New Roman" w:hAnsiTheme="minorBidi"/>
-          <w:kern w:val="0"/>
-          <w:sz w:val="28"/>
-          <w:szCs w:val="28"/>
-          <w14:ligatures w14:val="none"/>
-        </w:rPr>
-      </w:pPr>
-      <w:r>
-        <w:rPr>
-          <w:rFonts w:asciiTheme="minorBidi" w:eastAsia="Times New Roman" w:hAnsiTheme="minorBidi"/>
-          <w:kern w:val="0"/>
-          <w:sz w:val="28"/>
-          <w:szCs w:val="28"/>
-          <w14:ligatures w14:val="none"/>
-        </w:rPr>
-        <w:t xml:space="preserve">The system immediately forwards the encrypted message to the intended recipient using WebSockets. </w:t>
+        <w:spacing w:line="240" w:lineRule="auto"/>
+        <w:rPr>
+          <w:rFonts w:asciiTheme="minorBidi" w:eastAsia="Times New Roman" w:hAnsiTheme="minorBidi"/>
+          <w:kern w:val="0"/>
+          <w:sz w:val="28"/>
+          <w:szCs w:val="28"/>
+          <w14:ligatures w14:val="none"/>
+        </w:rPr>
+      </w:pPr>
+      <w:r>
+        <w:rPr>
+          <w:rFonts w:asciiTheme="minorBidi" w:eastAsia="Times New Roman" w:hAnsiTheme="minorBidi"/>
+          <w:kern w:val="0"/>
+          <w:sz w:val="28"/>
+          <w:szCs w:val="28"/>
+          <w14:ligatures w14:val="none"/>
+        </w:rPr>
+        <w:t>The system immediately forwards the encrypted message to the intended recipient using WebSockets</w:t>
+      </w:r>
+      <w:r>
+        <w:rPr>
+          <w:rFonts w:asciiTheme="minorBidi" w:eastAsia="Times New Roman" w:hAnsiTheme="minorBidi"/>
+          <w:kern w:val="0"/>
+          <w:sz w:val="28"/>
+          <w:szCs w:val="28"/>
+          <w14:ligatures w14:val="none"/>
+        </w:rPr>
+        <w:t xml:space="preserve"> if the recipient is online</w:t>
+      </w:r>
+      <w:r>
+        <w:rPr>
+          <w:rFonts w:asciiTheme="minorBidi" w:eastAsia="Times New Roman" w:hAnsiTheme="minorBidi"/>
+          <w:kern w:val="0"/>
+          <w:sz w:val="28"/>
+          <w:szCs w:val="28"/>
+          <w14:ligatures w14:val="none"/>
+        </w:rPr>
+        <w:t xml:space="preserve"> and message marked as </w:t>
+      </w:r>
+      <w:r>
+        <w:rPr>
+          <w:rFonts w:asciiTheme="minorBidi" w:eastAsia="Times New Roman" w:hAnsiTheme="minorBidi"/>
+          <w:kern w:val="0"/>
+          <w:sz w:val="28"/>
+          <w:szCs w:val="28"/>
+          <w:lang w:val="en"/>
+          <w14:ligatures w14:val="none"/>
+        </w:rPr>
+        <w:t>read</w:t>
+      </w:r>
+      <w:r>
+        <w:rPr>
+          <w:rFonts w:asciiTheme="minorBidi" w:eastAsia="Times New Roman" w:hAnsiTheme="minorBidi"/>
+          <w:kern w:val="0"/>
+          <w:sz w:val="28"/>
+          <w:szCs w:val="28"/>
+          <w14:ligatures w14:val="none"/>
+        </w:rPr>
+        <w:t>.</w:t>
       </w:r>
     </w:p>
     <w:p>
@@ -8711,7 +8754,6 @@
   <w:style w:type="character" w:default="1" w:styleId="DefaultParagraphFont">
     <w:name w:val="Default Paragraph Font"/>
     <w:uiPriority w:val="1"/>
-    <w:semiHidden/>
     <w:unhideWhenUsed/>
   </w:style>
   <w:style w:type="table" w:default="1" w:styleId="TableNormal">
@@ -9040,6 +9082,36 @@
       <w:kern w:val="0"/>
     </w:rPr>
   </w:style>
+  <w:style w:type="paragraph" w:styleId="HTMLPreformatted">
+    <w:name w:val="HTML Preformatted"/>
+    <w:basedOn w:val="Normal"/>
+    <w:link w:val="HTMLPreformattedChar"/>
+    <w:uiPriority w:val="99"/>
+    <w:semiHidden/>
+    <w:unhideWhenUsed/>
+    <w:rsid w:val="004E3802"/>
+    <w:pPr>
+      <w:spacing w:after="0" w:line="240" w:lineRule="auto"/>
+    </w:pPr>
+    <w:rPr>
+      <w:rFonts w:ascii="Consolas" w:hAnsi="Consolas"/>
+      <w:sz w:val="20"/>
+      <w:szCs w:val="20"/>
+    </w:rPr>
+  </w:style>
+  <w:style w:type="character" w:customStyle="1" w:styleId="HTMLPreformattedChar">
+    <w:name w:val="HTML Preformatted Char"/>
+    <w:basedOn w:val="DefaultParagraphFont"/>
+    <w:link w:val="HTMLPreformatted"/>
+    <w:uiPriority w:val="99"/>
+    <w:semiHidden/>
+    <w:rsid w:val="004E3802"/>
+    <w:rPr>
+      <w:rFonts w:ascii="Consolas" w:hAnsi="Consolas"/>
+      <w:sz w:val="20"/>
+      <w:szCs w:val="20"/>
+    </w:rPr>
+  </w:style>
 </w:styles>
 </file>
 
